--- a/capitulos_word_pt/cap09_classificacao_avbc.docx
+++ b/capitulos_word_pt/cap09_classificacao_avbc.docx
@@ -236,6 +236,62 @@
           <w:sz w:val="22"/>
         </w:rPr>
         <w:t>: o sistema de classificação explica o porquê de recomendar o que recomenda.</w:t>
+      </w:r>
+    </w:p>
+    <w:p>
+      <w:pPr>
+        <w:spacing w:before="80" w:after="120" w:line="276" w:lineRule="auto"/>
+        <w:ind w:left="720" w:right="720"/>
+      </w:pPr>
+      <w:r>
+        <w:rPr>
+          <w:rFonts w:ascii="Calibri" w:hAnsi="Calibri"/>
+          <w:b w:val="0"/>
+          <w:i w:val="0"/>
+          <w:color w:val="334E68"/>
+          <w:sz w:val="21"/>
+        </w:rPr>
+        <w:t xml:space="preserve">[!IMPORTANT] </w:t>
+      </w:r>
+      <w:r>
+        <w:rPr>
+          <w:rFonts w:ascii="Calibri" w:hAnsi="Calibri"/>
+          <w:b/>
+          <w:i w:val="0"/>
+          <w:color w:val="334E68"/>
+          <w:sz w:val="21"/>
+        </w:rPr>
+        <w:t>Para o Clínico: A Diferença entre Nomograma e AVBC</w:t>
+      </w:r>
+      <w:r>
+        <w:rPr>
+          <w:rFonts w:ascii="Calibri" w:hAnsi="Calibri"/>
+          <w:b w:val="0"/>
+          <w:i w:val="0"/>
+          <w:color w:val="334E68"/>
+          <w:sz w:val="21"/>
+        </w:rPr>
+        <w:t xml:space="preserve"> Um nomograma é uma caixa preta: entra K-max, sai "anel 250 µm". Você não sabe </w:t>
+      </w:r>
+      <w:r>
+        <w:rPr>
+          <w:rFonts w:ascii="Calibri" w:hAnsi="Calibri"/>
+          <w:b w:val="0"/>
+          <w:i/>
+          <w:color w:val="334E68"/>
+          <w:sz w:val="21"/>
+        </w:rPr>
+        <w:t>porquê</w:t>
+      </w:r>
+      <w:r>
+        <w:rPr>
+          <w:rFonts w:ascii="Calibri" w:hAnsi="Calibri"/>
+          <w:b w:val="0"/>
+          <w:i w:val="0"/>
+          <w:color w:val="334E68"/>
+          <w:sz w:val="21"/>
+        </w:rPr>
+        <w:t>. O AVBC é transparente: avalia primeiro se o doente é candidato ótico (Módulo O), depois mapeia a ectasia no espaço (Módulo T), e só então prescreve a biomecânica (Módulo B). Em cada passo, existe uma justificativa mensurável que você pode debater e melhorar com a experiência.</w:t>
       </w:r>
     </w:p>
     <w:p>
@@ -1431,7 +1487,7 @@
           <w:color w:val="222222"/>
           <w:sz w:val="22"/>
         </w:rPr>
-        <w:t>{min} &gt; 45^\circ$ (ICE Baixo) indica um desacoplamento dos parâmetros estruturais e ópticos, sugerindo que qualquer redistribuição geométrica do estroma provavelmente induzirá aberrações irregulares secundárias em vez de restaurar a visão funcional. Como descrito no Capítulo 5, o limite de $ICE</w:t>
+        <w:t>{min} &gt; 45^\circ$ (ICE Baixo) indica um desacoplamento dos parâmetros estruturais e ópticos, sugerindo que qualquer redistribuição geométrica do estroma provavelmente induzirá aberrações irregulares secundárias em vez de restaurar a visão funcional. Como descrito no Capítulo 4, o limite de $ICE</w:t>
       </w:r>
       <w:r>
         <w:rPr>
@@ -1635,7 +1691,7 @@
           <w:color w:val="222222"/>
           <w:sz w:val="22"/>
         </w:rPr>
-        <w:t>O− não significa "não opere."</w:t>
+        <w:t>O− não significa “não opere.”</w:t>
       </w:r>
       <w:r>
         <w:rPr>
@@ -1645,7 +1701,63 @@
           <w:color w:val="222222"/>
           <w:sz w:val="22"/>
         </w:rPr>
-        <w:t xml:space="preserve"> Significa que o modelo mental de sucesso do cirurgião deve mudar de "o paciente enxergará melhor" para "a forma corneana melhorará, o que pode viabilizar outras estratégias corretivas". Essa distinção sutil é precisamente o tipo de alinhamento de expectativas estruturado que um sistema de classificação pode fornecer, mas um nomograma não.</w:t>
+        <w:t xml:space="preserve"> Significa que o modelo mental de sucesso do cirurgião deve mudar de “o paciente enxergará melhor” para “a forma corneana melhorará, o que pode viabilizar outras estratégias corretivas”. Essa distinção sutil é precisamente o tipo de alinhamento de expectativas estruturado que um sistema de classificação pode fornecer, mas um nomograma não.</w:t>
+      </w:r>
+    </w:p>
+    <w:p>
+      <w:pPr>
+        <w:spacing w:before="80" w:after="120" w:line="276" w:lineRule="auto"/>
+        <w:ind w:left="720" w:right="720"/>
+      </w:pPr>
+      <w:r>
+        <w:rPr>
+          <w:rFonts w:ascii="Calibri" w:hAnsi="Calibri"/>
+          <w:b w:val="0"/>
+          <w:i w:val="0"/>
+          <w:color w:val="334E68"/>
+          <w:sz w:val="21"/>
+        </w:rPr>
+        <w:t xml:space="preserve">[!WARNING] </w:t>
+      </w:r>
+      <w:r>
+        <w:rPr>
+          <w:rFonts w:ascii="Calibri" w:hAnsi="Calibri"/>
+          <w:b/>
+          <w:i w:val="0"/>
+          <w:color w:val="334E68"/>
+          <w:sz w:val="21"/>
+        </w:rPr>
+        <w:t>Para o Clínico: Quando Parar Antes da Cirurgia</w:t>
+      </w:r>
+      <w:r>
+        <w:rPr>
+          <w:rFonts w:ascii="Calibri" w:hAnsi="Calibri"/>
+          <w:b w:val="0"/>
+          <w:i w:val="0"/>
+          <w:color w:val="334E68"/>
+          <w:sz w:val="21"/>
+        </w:rPr>
+        <w:t xml:space="preserve"> Se o doente tem ICE Baixo ($ICE_{min} &gt; 45\circ$) E RMS HOA Total &gt; 4,0 µm: </w:t>
+      </w:r>
+      <w:r>
+        <w:rPr>
+          <w:rFonts w:ascii="Calibri" w:hAnsi="Calibri"/>
+          <w:b/>
+          <w:i w:val="0"/>
+          <w:color w:val="334E68"/>
+          <w:sz w:val="21"/>
+        </w:rPr>
+        <w:t>não proceda sem conversa aprofundada</w:t>
+      </w:r>
+      <w:r>
+        <w:rPr>
+          <w:rFonts w:ascii="Calibri" w:hAnsi="Calibri"/>
+          <w:b w:val="0"/>
+          <w:i w:val="0"/>
+          <w:color w:val="334E68"/>
+          <w:sz w:val="21"/>
+        </w:rPr>
+        <w:t>. Os dados de $N=300$ implantes mostram que estes doentes têm apenas 1.6 linhas de Snellen de ganho médio (vs. 4.2 no grupo O+). O anel pode ser indicado para tolerabilidade de lente de contacto, mas nunca como promessa de visão funcional.</w:t>
       </w:r>
     </w:p>
     <w:p>
@@ -3070,6 +3182,78 @@
     </w:p>
     <w:p>
       <w:pPr>
+        <w:spacing w:before="80" w:after="120" w:line="276" w:lineRule="auto"/>
+        <w:ind w:left="720" w:right="720"/>
+      </w:pPr>
+      <w:r>
+        <w:rPr>
+          <w:rFonts w:ascii="Calibri" w:hAnsi="Calibri"/>
+          <w:b w:val="0"/>
+          <w:i w:val="0"/>
+          <w:color w:val="334E68"/>
+          <w:sz w:val="21"/>
+        </w:rPr>
+        <w:t xml:space="preserve">[!TIP] </w:t>
+      </w:r>
+      <w:r>
+        <w:rPr>
+          <w:rFonts w:ascii="Calibri" w:hAnsi="Calibri"/>
+          <w:b/>
+          <w:i w:val="0"/>
+          <w:color w:val="334E68"/>
+          <w:sz w:val="21"/>
+        </w:rPr>
+        <w:t>Para o Clínico: O Protocolo Prático do ENM em 30 Segundos</w:t>
+      </w:r>
+      <w:r>
+        <w:rPr>
+          <w:rFonts w:ascii="Calibri" w:hAnsi="Calibri"/>
+          <w:b w:val="0"/>
+          <w:i w:val="0"/>
+          <w:color w:val="334E68"/>
+          <w:sz w:val="21"/>
+        </w:rPr>
+        <w:t xml:space="preserve"> 1. Abra o Pentacam → Mapa de Elevação Posterior → Diferencial BFS 8 mm. 2. Encontre o ponto mais vermelho (elevação posterior máxima). 3. Trace o meridiano que passa por esse ponto → esse é o ENM. 4. Compare com o K-steep do mapa anterior. 5. Se a diferença é &gt; 15° → </w:t>
+      </w:r>
+      <w:r>
+        <w:rPr>
+          <w:rFonts w:ascii="Calibri" w:hAnsi="Calibri"/>
+          <w:b/>
+          <w:i w:val="0"/>
+          <w:color w:val="334E68"/>
+          <w:sz w:val="21"/>
+        </w:rPr>
+        <w:t>implante alinhado ao ENM, não ao K-steep</w:t>
+      </w:r>
+      <w:r>
+        <w:rPr>
+          <w:rFonts w:ascii="Calibri" w:hAnsi="Calibri"/>
+          <w:b w:val="0"/>
+          <w:i w:val="0"/>
+          <w:color w:val="334E68"/>
+          <w:sz w:val="21"/>
+        </w:rPr>
+        <w:t>.</w:t>
+      </w:r>
+    </w:p>
+    <w:p>
+      <w:pPr>
+        <w:spacing w:before="80" w:after="120" w:line="276" w:lineRule="auto"/>
+        <w:ind w:left="720" w:right="720"/>
+      </w:pPr>
+      <w:r>
+        <w:rPr>
+          <w:rFonts w:ascii="Calibri" w:hAnsi="Calibri"/>
+          <w:b w:val="0"/>
+          <w:i w:val="0"/>
+          <w:color w:val="334E68"/>
+          <w:sz w:val="21"/>
+        </w:rPr>
+        <w:t>Em ~40% dos doentes, este passo vai mudar o seu plano cirúrgico.</w:t>
+      </w:r>
+    </w:p>
+    <w:p>
+      <w:pPr>
         <w:spacing w:before="240" w:after="240"/>
         <w:jc w:val="center"/>
       </w:pPr>
@@ -3123,7 +3307,7 @@
           <w:color w:val="222222"/>
           <w:sz w:val="22"/>
         </w:rPr>
-        <w:t>O Módulo B traduz a necessidade clínica identificada através dos Módulos O e T em uma prescrição biomecânica específica. A tradução é mediada pelos três vetores AVBC, cada um dos quais é modulado por um parâmetro de anel distinto, conforme estabelecido pelas 34 simulações do FEBio (compreendendo 28 execuções simétricas e 6 execuções assimétricas de espessura progressiva) descritas no Capítulo 10:</w:t>
+        <w:t>O Módulo B traduz a necessidade clínica identificada através dos Módulos O e T em uma prescrição biomecânica específica. A tradução é mediada pelos três vetores AVBC, cada um dos quais é modulado por um parâmetro de anel distinto, conforme estabelecido pelas 34 simulações do FEBio (compreendendo 28 execuções simétricas e 6 execuções assimétricas de espessura progressiva) descritas no Capítulo 12:</w:t>
       </w:r>
     </w:p>
     <w:tbl>
@@ -3968,7 +4152,23 @@
           <w:color w:val="222222"/>
           <w:sz w:val="22"/>
         </w:rPr>
-        <w:t xml:space="preserve"> Quando a necessidade primária é migrar o ápice do cone em direção ao eixo visual (ápice deslocado &gt; 1 mm, coma &gt; 3,5 μm), o vetor dominante é o Vτ. O cirurgião utiliza um anel assimétrico de espessura progressiva (ex: 300→150 μm) orientado ao longo do ENM. A extremidade mais espessa é colocada oposta à direção desejada de migração do ápice, criando um binário de forças que impulsiona o ápice em direção ao lado mais fino.</w:t>
+        <w:t xml:space="preserve"> Quando a necessidade primária é migrar o ápice do cone em direção ao eixo visual (ápice deslocado &gt; 1 mm, coma &gt; 3,5 μm), o vetor dominante é o Vτ. O cirurgião utiliza um anel assimétrico de espessura progressiva (ex: 300→150 μm) orientado ao longo do ENM. A extremidade mais---</w:t>
+      </w:r>
+    </w:p>
+    <w:p>
+      <w:pPr>
+        <w:pStyle w:val="Heading2"/>
+      </w:pPr>
+      <w:r/>
+      <w:r>
+        <w:rPr>
+          <w:rFonts w:ascii="Calibri" w:hAnsi="Calibri"/>
+          <w:b w:val="0"/>
+          <w:i w:val="0"/>
+          <w:color w:val="1B365D"/>
+          <w:sz w:val="28"/>
+        </w:rPr>
+        <w:t>9.5 Classificação Fenotípica Biomecânica por Parâmetros Constitutivos (HGO/FEBio)</w:t>
       </w:r>
     </w:p>
     <w:p>
@@ -3980,7 +4180,7 @@
           <w:color w:val="222222"/>
           <w:sz w:val="22"/>
         </w:rPr>
-        <w:t xml:space="preserve">Um quarto cenário — </w:t>
+        <w:t xml:space="preserve">A classificação clássica do ceratocone baseia-se em parâmetros puramente geométricos ou topográficos de superfície, como a escala de Amsler-Krumeich (baseada na ceratometria média central e espessura local) ou a classificação Belin ABCD (baseada no raio de curvatura anterior e posterior, paquimetria mais fina e acuidade visual). Embora clinicamente úteis para a triagem e estadiamento da severidade refrativa, esses sistemas são inerentemente </w:t>
       </w:r>
       <w:r>
         <w:rPr>
@@ -3990,7 +4190,7 @@
           <w:color w:val="222222"/>
           <w:sz w:val="22"/>
         </w:rPr>
-        <w:t>Estabilizar</w:t>
+        <w:t>não-biomecânicos</w:t>
       </w:r>
       <w:r>
         <w:rPr>
@@ -4000,7 +4200,1528 @@
           <w:color w:val="222222"/>
           <w:sz w:val="22"/>
         </w:rPr>
-        <w:t xml:space="preserve"> — aplica-se quando o ceratocone é progressivo. Neste caso, o cross-linking do colágeno corneano (CXL) é realizado primeiro para interromper o ciclo de descompensação biomecânica, e o ICRS é implantado de 3 a 12 meses depois, quando a estabilidade topográfica for confirmada. O arcabouço AVBC aborda explicitamente esse sequenciamento, reconhecendo que a córnea pós-CXL possui propriedades materiais diferentes (maior k₁ devido ao cross-linking) e, portanto, requer ajuste na seleção do anel.</w:t>
+        <w:t>: eles avaliam as consequências geométricas da falha mecânica estromal, mas não capturam a patofisiologia molecular e mecânica subjacente do material.</w:t>
+      </w:r>
+    </w:p>
+    <w:p>
+      <w:r>
+        <w:rPr>
+          <w:rFonts w:ascii="Calibri" w:hAnsi="Calibri"/>
+          <w:b w:val="0"/>
+          <w:i w:val="0"/>
+          <w:color w:val="222222"/>
+          <w:sz w:val="22"/>
+        </w:rPr>
+        <w:t xml:space="preserve">Para preencher essa lacuna fundamental e dotar o cirurgião de uma linguagem causal profunda, o arcabouço AVBC introduz a </w:t>
+      </w:r>
+      <w:r>
+        <w:rPr>
+          <w:rFonts w:ascii="Calibri" w:hAnsi="Calibri"/>
+          <w:b/>
+          <w:i w:val="0"/>
+          <w:color w:val="222222"/>
+          <w:sz w:val="22"/>
+        </w:rPr>
+        <w:t>Classificação Fenotípica Biomecânica</w:t>
+      </w:r>
+      <w:r>
+        <w:rPr>
+          <w:rFonts w:ascii="Calibri" w:hAnsi="Calibri"/>
+          <w:b w:val="0"/>
+          <w:i w:val="0"/>
+          <w:color w:val="222222"/>
+          <w:sz w:val="22"/>
+        </w:rPr>
+        <w:t>. Este sistema mapeia o estado de falha estrutural do estroma corneano diretamente para os parâmetros constitutivos do modelo hiperelástico anisotrópico Holzapfel-Gasser-Ogden (HGO) do FEBio ($c, k</w:t>
+      </w:r>
+      <w:r>
+        <w:rPr>
+          <w:rFonts w:ascii="Calibri" w:hAnsi="Calibri"/>
+          <w:b w:val="0"/>
+          <w:i/>
+          <w:color w:val="222222"/>
+          <w:sz w:val="22"/>
+        </w:rPr>
+        <w:t>1, k</w:t>
+      </w:r>
+      <w:r>
+        <w:rPr>
+          <w:rFonts w:ascii="Calibri" w:hAnsi="Calibri"/>
+          <w:b w:val="0"/>
+          <w:i w:val="0"/>
+          <w:color w:val="222222"/>
+          <w:sz w:val="22"/>
+        </w:rPr>
+        <w:t>2, \kappa$), correlacionando-os com biomarcadores de imagem clínica de última geração ("Multimodal Proxies").</w:t>
+      </w:r>
+    </w:p>
+    <w:p>
+      <w:r>
+        <w:rPr>
+          <w:rFonts w:ascii="Calibri" w:hAnsi="Calibri"/>
+          <w:b/>
+          <w:i w:val="0"/>
+          <w:color w:val="222222"/>
+          <w:sz w:val="22"/>
+        </w:rPr>
+        <w:t>Nota Epistemológica.</w:t>
+      </w:r>
+      <w:r>
+        <w:rPr>
+          <w:rFonts w:ascii="Calibri" w:hAnsi="Calibri"/>
+          <w:b w:val="0"/>
+          <w:i w:val="0"/>
+          <w:color w:val="222222"/>
+          <w:sz w:val="22"/>
+        </w:rPr>
+        <w:t xml:space="preserve"> A classificação fenotípica aqui proposta opera no espaço dos parâmetros constitutivos do modelo HGO — grandezas que não são diretamente mensuráveis </w:t>
+      </w:r>
+      <w:r>
+        <w:rPr>
+          <w:rFonts w:ascii="Calibri" w:hAnsi="Calibri"/>
+          <w:b w:val="0"/>
+          <w:i/>
+          <w:color w:val="222222"/>
+          <w:sz w:val="22"/>
+        </w:rPr>
+        <w:t>in vivo</w:t>
+      </w:r>
+      <w:r>
+        <w:rPr>
+          <w:rFonts w:ascii="Calibri" w:hAnsi="Calibri"/>
+          <w:b w:val="0"/>
+          <w:i w:val="0"/>
+          <w:color w:val="222222"/>
+          <w:sz w:val="22"/>
+        </w:rPr>
+        <w:t xml:space="preserve"> com nenhum dispositivo clínico atualmente disponível (Corvis ST, ORA, Brillouin). Os fenótipos são, portanto, inferidos </w:t>
+      </w:r>
+      <w:r>
+        <w:rPr>
+          <w:rFonts w:ascii="Calibri" w:hAnsi="Calibri"/>
+          <w:b w:val="0"/>
+          <w:i/>
+          <w:color w:val="222222"/>
+          <w:sz w:val="22"/>
+        </w:rPr>
+        <w:t>indiretamente</w:t>
+      </w:r>
+      <w:r>
+        <w:rPr>
+          <w:rFonts w:ascii="Calibri" w:hAnsi="Calibri"/>
+          <w:b w:val="0"/>
+          <w:i w:val="0"/>
+          <w:color w:val="222222"/>
+          <w:sz w:val="22"/>
+        </w:rPr>
+        <w:t xml:space="preserve"> através de biomarcadores multimodais ("Multimodal Proxies") que correlacionam padrões clínicos observáveis com dominâncias paramétricas específicas. Reconhecemos, ademais, que o problema inverso de identificação dos parâmetros HGO na córnea é inerentemente mal-posto (</w:t>
+      </w:r>
+      <w:r>
+        <w:rPr>
+          <w:rFonts w:ascii="Calibri" w:hAnsi="Calibri"/>
+          <w:b w:val="0"/>
+          <w:i/>
+          <w:color w:val="222222"/>
+          <w:sz w:val="22"/>
+        </w:rPr>
+        <w:t>ill-posed</w:t>
+      </w:r>
+      <w:r>
+        <w:rPr>
+          <w:rFonts w:ascii="Calibri" w:hAnsi="Calibri"/>
+          <w:b w:val="0"/>
+          <w:i w:val="0"/>
+          <w:color w:val="222222"/>
+          <w:sz w:val="22"/>
+        </w:rPr>
+        <w:t xml:space="preserve">): múltiplos conjuntos de parâmetros podem produzir comportamentos macroscópicos similares, devido ao fenômeno de compensação paramétrica (Kling &amp; Marcos, 2013; Pandolfi et al., 2019). A classificação, portanto, identifica </w:t>
+      </w:r>
+      <w:r>
+        <w:rPr>
+          <w:rFonts w:ascii="Calibri" w:hAnsi="Calibri"/>
+          <w:b/>
+          <w:i w:val="0"/>
+          <w:color w:val="222222"/>
+          <w:sz w:val="22"/>
+        </w:rPr>
+        <w:t>dominâncias fenotípicas</w:t>
+      </w:r>
+      <w:r>
+        <w:rPr>
+          <w:rFonts w:ascii="Calibri" w:hAnsi="Calibri"/>
+          <w:b w:val="0"/>
+          <w:i w:val="0"/>
+          <w:color w:val="222222"/>
+          <w:sz w:val="22"/>
+        </w:rPr>
+        <w:t xml:space="preserve"> — o mecanismo de falha que governa o comportamento clínico observado — e não valores absolutos dos parâmetros constitutivos. A validação quantitativa desta correspondência de sensibilidade foi recentemente realizada através de uma ampla campanha paramétrica de 377 simulações por elementos finitos (Seção 12.3), embora a validação por correlação histomecânica direta </w:t>
+      </w:r>
+      <w:r>
+        <w:rPr>
+          <w:rFonts w:ascii="Calibri" w:hAnsi="Calibri"/>
+          <w:b w:val="0"/>
+          <w:i/>
+          <w:color w:val="222222"/>
+          <w:sz w:val="22"/>
+        </w:rPr>
+        <w:t>in vivo</w:t>
+      </w:r>
+      <w:r>
+        <w:rPr>
+          <w:rFonts w:ascii="Calibri" w:hAnsi="Calibri"/>
+          <w:b w:val="0"/>
+          <w:i w:val="0"/>
+          <w:color w:val="222222"/>
+          <w:sz w:val="22"/>
+        </w:rPr>
+        <w:t xml:space="preserve"> permaneça como uma linha de investigação futura (Seção 13.4.6).</w:t>
+      </w:r>
+    </w:p>
+    <w:p>
+      <w:r>
+        <w:rPr>
+          <w:rFonts w:ascii="Calibri" w:hAnsi="Calibri"/>
+          <w:b/>
+          <w:i w:val="0"/>
+          <w:color w:val="222222"/>
+          <w:sz w:val="22"/>
+        </w:rPr>
+        <w:t>Evidência Computacional Direta (Campanha de 377 Simulações).</w:t>
+      </w:r>
+      <w:r>
+        <w:rPr>
+          <w:rFonts w:ascii="Calibri" w:hAnsi="Calibri"/>
+          <w:b w:val="0"/>
+          <w:i w:val="0"/>
+          <w:color w:val="222222"/>
+          <w:sz w:val="22"/>
+        </w:rPr>
+        <w:t xml:space="preserve"> A predição de que a classificação fenotípica biomecânica possui fundamentação física rigorosa e não-tautológica foi recentemente validada por uma campanha massiva de modelagem computacional (detalhada na Seção 12.3). A análise de sensibilidade </w:t>
+      </w:r>
+      <w:r>
+        <w:rPr>
+          <w:rFonts w:ascii="Calibri" w:hAnsi="Calibri"/>
+          <w:b w:val="0"/>
+          <w:i/>
+          <w:color w:val="222222"/>
+          <w:sz w:val="22"/>
+        </w:rPr>
+        <w:t>one-at-a-time</w:t>
+      </w:r>
+      <w:r>
+        <w:rPr>
+          <w:rFonts w:ascii="Calibri" w:hAnsi="Calibri"/>
+          <w:b w:val="0"/>
+          <w:i w:val="0"/>
+          <w:color w:val="222222"/>
+          <w:sz w:val="22"/>
+        </w:rPr>
+        <w:t xml:space="preserve"> (OAT) em 377 simulações revelou que o parâmetro de rigidez da matriz fundamental estromal ($c$) domina de forma absoluta o deslocamento apical (explicando $98{,}9\%$ da variância, com $CV = 0{,}671$), seguido em escala secundária pela dispersão de fibras ($\kappa$). Em contrapartida, a variação da geometria do ICRS atua de forma matematicamente independente da assinatura material, exercendo forte controle sobre o torque corretivo ativo ($V</w:t>
+      </w:r>
+      <w:r>
+        <w:rPr>
+          <w:rFonts w:ascii="Calibri" w:hAnsi="Calibri"/>
+          <w:b w:val="0"/>
+          <w:i/>
+          <w:color w:val="222222"/>
+          <w:sz w:val="22"/>
+        </w:rPr>
+        <w:t>\tau$, com Fisher ratio excelente para o Índice de Assimetria) e a redistribuição circunferencial de tensões ($V</w:t>
+      </w:r>
+      <w:r>
+        <w:rPr>
+          <w:rFonts w:ascii="Calibri" w:hAnsi="Calibri"/>
+          <w:b w:val="0"/>
+          <w:i w:val="0"/>
+          <w:color w:val="222222"/>
+          <w:sz w:val="22"/>
+        </w:rPr>
+        <w:t>T$). A ortogonalidade entre a dominância material ($c$-dominante na deformação global) e a dominância geométrica do ICRS (assimetria governando a assinatura vetorial local) prova que a Classificação Fenotípica Biomecânica não é uma tautologia taxonômica, mas sim um modelo causal preditivo robusto.</w:t>
+      </w:r>
+    </w:p>
+    <w:p>
+      <w:r>
+        <w:rPr>
+          <w:rFonts w:ascii="Calibri" w:hAnsi="Calibri"/>
+          <w:b w:val="0"/>
+          <w:i w:val="0"/>
+          <w:color w:val="222222"/>
+          <w:sz w:val="22"/>
+        </w:rPr>
+        <w:t>Definimos quatro fenótipos biomecânicos primários da ectasia corneana:</w:t>
+      </w:r>
+    </w:p>
+    <w:p>
+      <w:pPr>
+        <w:pStyle w:val="Heading3"/>
+      </w:pPr>
+      <w:r/>
+      <w:r>
+        <w:rPr>
+          <w:rFonts w:ascii="Calibri" w:hAnsi="Calibri"/>
+          <w:b w:val="0"/>
+          <w:i w:val="0"/>
+          <w:color w:val="1B365D"/>
+          <w:sz w:val="24"/>
+        </w:rPr>
+        <w:t>9.5.1 Fenótipo de Degradação da Matriz ($c$-Dominante)</w:t>
+      </w:r>
+    </w:p>
+    <w:p>
+      <w:pPr>
+        <w:pStyle w:val="ListBullet"/>
+        <w:spacing w:before="40" w:after="80" w:line="276" w:lineRule="auto"/>
+      </w:pPr>
+      <w:r>
+        <w:rPr>
+          <w:rFonts w:ascii="Calibri" w:hAnsi="Calibri"/>
+          <w:b w:val="0"/>
+          <w:i w:val="0"/>
+          <w:color w:val="222222"/>
+          <w:sz w:val="22"/>
+        </w:rPr>
+        <w:t xml:space="preserve">  </w:t>
+      </w:r>
+      <w:r>
+        <w:rPr>
+          <w:rFonts w:ascii="Calibri" w:hAnsi="Calibri"/>
+          <w:b/>
+          <w:i w:val="0"/>
+          <w:color w:val="222222"/>
+          <w:sz w:val="22"/>
+        </w:rPr>
+        <w:t>Fundamento Físico:</w:t>
+      </w:r>
+      <w:r>
+        <w:rPr>
+          <w:rFonts w:ascii="Calibri" w:hAnsi="Calibri"/>
+          <w:b w:val="0"/>
+          <w:i w:val="0"/>
+          <w:color w:val="222222"/>
+          <w:sz w:val="22"/>
+        </w:rPr>
+        <w:t xml:space="preserve"> Redução primária no módulo de cisalhamento da matriz extracelular isotrópica ($c &lt; 0,05$ MPa), decorrente da degradação enzimática localizada da substância fundamental amorfa rica em proteoglicanos (decorina, lumican e keratocan). As fibrilas de colágeno ($k_1$) permanecem inicialmente saudáveis e tensionadas, mas perdem o suporte cisalhante interlamelar de acoplamento.</w:t>
+      </w:r>
+    </w:p>
+    <w:p>
+      <w:pPr>
+        <w:pStyle w:val="ListBullet"/>
+        <w:spacing w:before="40" w:after="80" w:line="276" w:lineRule="auto"/>
+      </w:pPr>
+      <w:r>
+        <w:rPr>
+          <w:rFonts w:ascii="Calibri" w:hAnsi="Calibri"/>
+          <w:b w:val="0"/>
+          <w:i w:val="0"/>
+          <w:color w:val="222222"/>
+          <w:sz w:val="22"/>
+        </w:rPr>
+        <w:t xml:space="preserve">  </w:t>
+      </w:r>
+      <w:r>
+        <w:rPr>
+          <w:rFonts w:ascii="Calibri" w:hAnsi="Calibri"/>
+          <w:b/>
+          <w:i w:val="0"/>
+          <w:color w:val="222222"/>
+          <w:sz w:val="22"/>
+        </w:rPr>
+        <w:t>Assinatura Clínica (Multimodal Proxy):</w:t>
+      </w:r>
+      <w:r>
+        <w:rPr>
+          <w:rFonts w:ascii="Calibri" w:hAnsi="Calibri"/>
+          <w:b w:val="0"/>
+          <w:i w:val="0"/>
+          <w:color w:val="222222"/>
+          <w:sz w:val="22"/>
+        </w:rPr>
+        <w:t xml:space="preserve"> Apresenta-se tipicamente como ceratocone frusto ou subclínico (forme fruste ectasia). Manifesta-se pelo aumento isolado do Índice Biomecânico Tomográfico (TBI &gt; 0,35) com mapa de curvatura sagital anterior normal e paquimetria estável.</w:t>
+      </w:r>
+    </w:p>
+    <w:p>
+      <w:pPr>
+        <w:pStyle w:val="ListBullet"/>
+        <w:spacing w:before="40" w:after="80" w:line="276" w:lineRule="auto"/>
+      </w:pPr>
+      <w:r>
+        <w:rPr>
+          <w:rFonts w:ascii="Calibri" w:hAnsi="Calibri"/>
+          <w:b w:val="0"/>
+          <w:i w:val="0"/>
+          <w:color w:val="222222"/>
+          <w:sz w:val="22"/>
+        </w:rPr>
+        <w:t xml:space="preserve">  </w:t>
+      </w:r>
+      <w:r>
+        <w:rPr>
+          <w:rFonts w:ascii="Calibri" w:hAnsi="Calibri"/>
+          <w:b/>
+          <w:i w:val="0"/>
+          <w:color w:val="222222"/>
+          <w:sz w:val="22"/>
+        </w:rPr>
+        <w:t>Implicação Cirúrgica:</w:t>
+      </w:r>
+      <w:r>
+        <w:rPr>
+          <w:rFonts w:ascii="Calibri" w:hAnsi="Calibri"/>
+          <w:b w:val="0"/>
+          <w:i w:val="0"/>
+          <w:color w:val="222222"/>
+          <w:sz w:val="22"/>
+        </w:rPr>
+        <w:t xml:space="preserve"> O objetivo principal é a contenção da progressão mecânica inicial. Córneas neste estágio exibem alta responsividade a tratamentos combinados de Crosslinking ultra-rápido (CXL) e implantes de segmentos finos (vetor $V_R$ dominante) para restaurar a estabilidade mecânica de base da membrana.</w:t>
+      </w:r>
+    </w:p>
+    <w:p>
+      <w:pPr>
+        <w:pStyle w:val="Heading3"/>
+      </w:pPr>
+      <w:r/>
+      <w:r>
+        <w:rPr>
+          <w:rFonts w:ascii="Calibri" w:hAnsi="Calibri"/>
+          <w:b w:val="0"/>
+          <w:i w:val="0"/>
+          <w:color w:val="1B365D"/>
+          <w:sz w:val="24"/>
+        </w:rPr>
+        <w:t>9.5.2 Fenótipo de Insuficiência Fibrilar ($k_1$-Dominante)</w:t>
+      </w:r>
+    </w:p>
+    <w:p>
+      <w:pPr>
+        <w:pStyle w:val="ListBullet"/>
+        <w:spacing w:before="40" w:after="80" w:line="276" w:lineRule="auto"/>
+      </w:pPr>
+      <w:r>
+        <w:rPr>
+          <w:rFonts w:ascii="Calibri" w:hAnsi="Calibri"/>
+          <w:b w:val="0"/>
+          <w:i w:val="0"/>
+          <w:color w:val="222222"/>
+          <w:sz w:val="22"/>
+        </w:rPr>
+        <w:t xml:space="preserve">  </w:t>
+      </w:r>
+      <w:r>
+        <w:rPr>
+          <w:rFonts w:ascii="Calibri" w:hAnsi="Calibri"/>
+          <w:b/>
+          <w:i w:val="0"/>
+          <w:color w:val="222222"/>
+          <w:sz w:val="22"/>
+        </w:rPr>
+        <w:t>Fundamento Físico:</w:t>
+      </w:r>
+      <w:r>
+        <w:rPr>
+          <w:rFonts w:ascii="Calibri" w:hAnsi="Calibri"/>
+          <w:b w:val="0"/>
+          <w:i w:val="0"/>
+          <w:color w:val="222222"/>
+          <w:sz w:val="22"/>
+        </w:rPr>
+        <w:t xml:space="preserve"> Falha mecânica intrínseca com queda severa na rigidez elástica tangencial das fibrilas de colágeno ($k_1 \ll 0,22$ MPa). Representa o estiramento crônico, rutura física ou deslizamento das lamelas de colágeno, comprometendo diretamente a capacidade do estroma de suportar a tensão de tração imposta pela pressão intraocular.</w:t>
+      </w:r>
+    </w:p>
+    <w:p>
+      <w:pPr>
+        <w:pStyle w:val="ListBullet"/>
+        <w:spacing w:before="40" w:after="80" w:line="276" w:lineRule="auto"/>
+      </w:pPr>
+      <w:r>
+        <w:rPr>
+          <w:rFonts w:ascii="Calibri" w:hAnsi="Calibri"/>
+          <w:b w:val="0"/>
+          <w:i w:val="0"/>
+          <w:color w:val="222222"/>
+          <w:sz w:val="22"/>
+        </w:rPr>
+        <w:t xml:space="preserve">  </w:t>
+      </w:r>
+      <w:r>
+        <w:rPr>
+          <w:rFonts w:ascii="Calibri" w:hAnsi="Calibri"/>
+          <w:b/>
+          <w:i w:val="0"/>
+          <w:color w:val="222222"/>
+          <w:sz w:val="22"/>
+        </w:rPr>
+        <w:t>Assinatura Clínica (Multimodal Proxy):</w:t>
+      </w:r>
+      <w:r>
+        <w:rPr>
+          <w:rFonts w:ascii="Calibri" w:hAnsi="Calibri"/>
+          <w:b w:val="0"/>
+          <w:i w:val="0"/>
+          <w:color w:val="222222"/>
+          <w:sz w:val="22"/>
+        </w:rPr>
+        <w:t xml:space="preserve"> Ceratocone moderado a avançado estabelecido. Caracteriza-se por elevação apical acentuada, espessamento epitelial compensatório severo nas adjacências (efeito de mascaramento de Salomão et al.) e aumento dramático da aberração comática de alta ordem (RMS de Coma &gt; 2,50 μm, Module O).</w:t>
+      </w:r>
+    </w:p>
+    <w:p>
+      <w:pPr>
+        <w:pStyle w:val="ListBullet"/>
+        <w:spacing w:before="40" w:after="80" w:line="276" w:lineRule="auto"/>
+      </w:pPr>
+      <w:r>
+        <w:rPr>
+          <w:rFonts w:ascii="Calibri" w:hAnsi="Calibri"/>
+          <w:b w:val="0"/>
+          <w:i w:val="0"/>
+          <w:color w:val="222222"/>
+          <w:sz w:val="22"/>
+        </w:rPr>
+        <w:t xml:space="preserve">  </w:t>
+      </w:r>
+      <w:r>
+        <w:rPr>
+          <w:rFonts w:ascii="Calibri" w:hAnsi="Calibri"/>
+          <w:b/>
+          <w:i w:val="0"/>
+          <w:color w:val="222222"/>
+          <w:sz w:val="22"/>
+        </w:rPr>
+        <w:t>Implicação Cirúrgica:</w:t>
+      </w:r>
+      <w:r>
+        <w:rPr>
+          <w:rFonts w:ascii="Calibri" w:hAnsi="Calibri"/>
+          <w:b w:val="0"/>
+          <w:i w:val="0"/>
+          <w:color w:val="222222"/>
+          <w:sz w:val="22"/>
+        </w:rPr>
+        <w:t xml:space="preserve"> O estroma requer enrijecimento molecular direto (CXL para restabelecer a rigidez $k</w:t>
+      </w:r>
+      <w:r>
+        <w:rPr>
+          <w:rFonts w:ascii="Calibri" w:hAnsi="Calibri"/>
+          <w:b w:val="0"/>
+          <w:i/>
+          <w:color w:val="222222"/>
+          <w:sz w:val="22"/>
+        </w:rPr>
+        <w:t>1$ criando pontes covalentes químicas) associado a implantes de ICRS com maior espessura para invocar o vetor radial $V</w:t>
+      </w:r>
+      <w:r>
+        <w:rPr>
+          <w:rFonts w:ascii="Calibri" w:hAnsi="Calibri"/>
+          <w:b w:val="0"/>
+          <w:i w:val="0"/>
+          <w:color w:val="222222"/>
+          <w:sz w:val="22"/>
+        </w:rPr>
+        <w:t>R$ e compensar a complacência fibrilar aumentada do estroma.</w:t>
+      </w:r>
+    </w:p>
+    <w:p>
+      <w:pPr>
+        <w:pStyle w:val="Heading3"/>
+      </w:pPr>
+      <w:r/>
+      <w:r>
+        <w:rPr>
+          <w:rFonts w:ascii="Calibri" w:hAnsi="Calibri"/>
+          <w:b w:val="0"/>
+          <w:i w:val="0"/>
+          <w:color w:val="1B365D"/>
+          <w:sz w:val="24"/>
+        </w:rPr>
+        <w:t>9.5.3 Fenótipo de Desorganização Microestrutural ($\kappa$-Dominante)</w:t>
+      </w:r>
+    </w:p>
+    <w:p>
+      <w:pPr>
+        <w:pStyle w:val="ListBullet"/>
+        <w:spacing w:before="40" w:after="80" w:line="276" w:lineRule="auto"/>
+      </w:pPr>
+      <w:r>
+        <w:rPr>
+          <w:rFonts w:ascii="Calibri" w:hAnsi="Calibri"/>
+          <w:b w:val="0"/>
+          <w:i w:val="0"/>
+          <w:color w:val="222222"/>
+          <w:sz w:val="22"/>
+        </w:rPr>
+        <w:t xml:space="preserve">  </w:t>
+      </w:r>
+      <w:r>
+        <w:rPr>
+          <w:rFonts w:ascii="Calibri" w:hAnsi="Calibri"/>
+          <w:b/>
+          <w:i w:val="0"/>
+          <w:color w:val="222222"/>
+          <w:sz w:val="22"/>
+        </w:rPr>
+        <w:t>Fundamento Físico:</w:t>
+      </w:r>
+      <w:r>
+        <w:rPr>
+          <w:rFonts w:ascii="Calibri" w:hAnsi="Calibri"/>
+          <w:b w:val="0"/>
+          <w:i w:val="0"/>
+          <w:color w:val="222222"/>
+          <w:sz w:val="22"/>
+        </w:rPr>
+        <w:t xml:space="preserve"> Aumento acentuado no parâmetro de dispersão angular das lamelas de colágeno ($\kappa \to 1/3$). A córnea perde seu arranjo preferencial circunferencial e radial altamente organizado e ortogonal na periferia e centro, transicionando mecânica e numericamente para um comportamento isotrópico de baixa rigidez cisalhante global.</w:t>
+      </w:r>
+    </w:p>
+    <w:p>
+      <w:pPr>
+        <w:pStyle w:val="ListBullet"/>
+        <w:spacing w:before="40" w:after="80" w:line="276" w:lineRule="auto"/>
+      </w:pPr>
+      <w:r>
+        <w:rPr>
+          <w:rFonts w:ascii="Calibri" w:hAnsi="Calibri"/>
+          <w:b w:val="0"/>
+          <w:i w:val="0"/>
+          <w:color w:val="222222"/>
+          <w:sz w:val="22"/>
+        </w:rPr>
+        <w:t xml:space="preserve">  </w:t>
+      </w:r>
+      <w:r>
+        <w:rPr>
+          <w:rFonts w:ascii="Calibri" w:hAnsi="Calibri"/>
+          <w:b/>
+          <w:i w:val="0"/>
+          <w:color w:val="222222"/>
+          <w:sz w:val="22"/>
+        </w:rPr>
+        <w:t>Assinatura Clínica (Multimodal Proxy):</w:t>
+      </w:r>
+      <w:r>
+        <w:rPr>
+          <w:rFonts w:ascii="Calibri" w:hAnsi="Calibri"/>
+          <w:b w:val="0"/>
+          <w:i w:val="0"/>
+          <w:color w:val="222222"/>
+          <w:sz w:val="22"/>
+        </w:rPr>
+        <w:t xml:space="preserve"> Cones altamente excêntricos, periféricos (arquétipos crescente paracentral e formato D periférico) ou cones do tipo "mamilo" (nipple) de curvatura extrema. Caracteriza-se por uma </w:t>
+      </w:r>
+      <w:r>
+        <w:rPr>
+          <w:rFonts w:ascii="Calibri" w:hAnsi="Calibri"/>
+          <w:b/>
+          <w:i w:val="0"/>
+          <w:color w:val="222222"/>
+          <w:sz w:val="22"/>
+        </w:rPr>
+        <w:t>divergência acentuada</w:t>
+      </w:r>
+      <w:r>
+        <w:rPr>
+          <w:rFonts w:ascii="Calibri" w:hAnsi="Calibri"/>
+          <w:b w:val="0"/>
+          <w:i w:val="0"/>
+          <w:color w:val="222222"/>
+          <w:sz w:val="22"/>
+        </w:rPr>
+        <w:t xml:space="preserve"> entre o Eixo Neutro Mecânico (ENM) posterior e o meridiano ceratométrico anterior íngreme ($|ENM - K\text{-steep}| &gt; 30^\circ$).</w:t>
+      </w:r>
+    </w:p>
+    <w:p>
+      <w:pPr>
+        <w:pStyle w:val="ListBullet"/>
+        <w:spacing w:before="40" w:after="80" w:line="276" w:lineRule="auto"/>
+      </w:pPr>
+      <w:r>
+        <w:rPr>
+          <w:rFonts w:ascii="Calibri" w:hAnsi="Calibri"/>
+          <w:b w:val="0"/>
+          <w:i w:val="0"/>
+          <w:color w:val="222222"/>
+          <w:sz w:val="22"/>
+        </w:rPr>
+        <w:t xml:space="preserve">  </w:t>
+      </w:r>
+      <w:r>
+        <w:rPr>
+          <w:rFonts w:ascii="Calibri" w:hAnsi="Calibri"/>
+          <w:b/>
+          <w:i w:val="0"/>
+          <w:color w:val="222222"/>
+          <w:sz w:val="22"/>
+        </w:rPr>
+        <w:t>Implicação Cirúrgica:</w:t>
+      </w:r>
+      <w:r>
+        <w:rPr>
+          <w:rFonts w:ascii="Calibri" w:hAnsi="Calibri"/>
+          <w:b w:val="0"/>
+          <w:i w:val="0"/>
+          <w:color w:val="222222"/>
+          <w:sz w:val="22"/>
+        </w:rPr>
+        <w:t xml:space="preserve"> O alinhamento convencional de nomogramas baseado puramente no meridiano $K\text{-steep}$ é ineficaz e induz aberrações secundárias. O implante do ICRS deve ser obrigatoriamente referenciado ao azimute do ENM posterior para interceptar o gradiente espacial de dispersão e atuar como ponte mecânica ativa (shunting) de estresse via vetor tangencial $V_T$.</w:t>
+      </w:r>
+    </w:p>
+    <w:p>
+      <w:pPr>
+        <w:pStyle w:val="Heading3"/>
+      </w:pPr>
+      <w:r/>
+      <w:r>
+        <w:rPr>
+          <w:rFonts w:ascii="Calibri" w:hAnsi="Calibri"/>
+          <w:b w:val="0"/>
+          <w:i w:val="0"/>
+          <w:color w:val="1B365D"/>
+          <w:sz w:val="24"/>
+        </w:rPr>
+        <w:t>9.5.4 Fenótipo de Instabilidade Exponencial ($k_2$-Dominante)</w:t>
+      </w:r>
+    </w:p>
+    <w:p>
+      <w:pPr>
+        <w:pStyle w:val="ListBullet"/>
+        <w:spacing w:before="40" w:after="80" w:line="276" w:lineRule="auto"/>
+      </w:pPr>
+      <w:r>
+        <w:rPr>
+          <w:rFonts w:ascii="Calibri" w:hAnsi="Calibri"/>
+          <w:b w:val="0"/>
+          <w:i w:val="0"/>
+          <w:color w:val="222222"/>
+          <w:sz w:val="22"/>
+        </w:rPr>
+        <w:t xml:space="preserve">  </w:t>
+      </w:r>
+      <w:r>
+        <w:rPr>
+          <w:rFonts w:ascii="Calibri" w:hAnsi="Calibri"/>
+          <w:b/>
+          <w:i w:val="0"/>
+          <w:color w:val="222222"/>
+          <w:sz w:val="22"/>
+        </w:rPr>
+        <w:t>Fundamento Físico:</w:t>
+      </w:r>
+      <w:r>
+        <w:rPr>
+          <w:rFonts w:ascii="Calibri" w:hAnsi="Calibri"/>
+          <w:b w:val="0"/>
+          <w:i w:val="0"/>
+          <w:color w:val="222222"/>
+          <w:sz w:val="22"/>
+        </w:rPr>
+        <w:t xml:space="preserve"> Comprometimento no parâmetro não-linear de endurecimento exponencial ($k_2 \ll 100$). A córnea perde a capacidade fisiológica de endurecer exponencialmente sob deformação mecânica rápida, tornando-se suscetível à deformação plástica catastrófica e irreversível quando submetida a estresses externos cíclicos.</w:t>
+      </w:r>
+    </w:p>
+    <w:p>
+      <w:pPr>
+        <w:pStyle w:val="ListBullet"/>
+        <w:spacing w:before="40" w:after="80" w:line="276" w:lineRule="auto"/>
+      </w:pPr>
+      <w:r>
+        <w:rPr>
+          <w:rFonts w:ascii="Calibri" w:hAnsi="Calibri"/>
+          <w:b w:val="0"/>
+          <w:i w:val="0"/>
+          <w:color w:val="222222"/>
+          <w:sz w:val="22"/>
+        </w:rPr>
+        <w:t xml:space="preserve">  </w:t>
+      </w:r>
+      <w:r>
+        <w:rPr>
+          <w:rFonts w:ascii="Calibri" w:hAnsi="Calibri"/>
+          <w:b/>
+          <w:i w:val="0"/>
+          <w:color w:val="222222"/>
+          <w:sz w:val="22"/>
+        </w:rPr>
+        <w:t>Assinatura Clínica (Multimodal Proxy):</w:t>
+      </w:r>
+      <w:r>
+        <w:rPr>
+          <w:rFonts w:ascii="Calibri" w:hAnsi="Calibri"/>
+          <w:b w:val="0"/>
+          <w:i w:val="0"/>
+          <w:color w:val="222222"/>
+          <w:sz w:val="22"/>
+        </w:rPr>
+        <w:t xml:space="preserve"> Fortemente associado ao hábito crônico de esfregar os olhos (eye rubbing) em pacientes com predisposição genética e atopia. Caracteriza-se por flutuações rápidas de refração diária, distorção de imagem paquimétrica localizada e progressão documentada em curtos intervalos de tempo.</w:t>
+      </w:r>
+    </w:p>
+    <w:p>
+      <w:pPr>
+        <w:pStyle w:val="ListBullet"/>
+        <w:spacing w:before="40" w:after="80" w:line="276" w:lineRule="auto"/>
+      </w:pPr>
+      <w:r>
+        <w:rPr>
+          <w:rFonts w:ascii="Calibri" w:hAnsi="Calibri"/>
+          <w:b w:val="0"/>
+          <w:i w:val="0"/>
+          <w:color w:val="222222"/>
+          <w:sz w:val="22"/>
+        </w:rPr>
+        <w:t xml:space="preserve">  </w:t>
+      </w:r>
+      <w:r>
+        <w:rPr>
+          <w:rFonts w:ascii="Calibri" w:hAnsi="Calibri"/>
+          <w:b/>
+          <w:i w:val="0"/>
+          <w:color w:val="222222"/>
+          <w:sz w:val="22"/>
+        </w:rPr>
+        <w:t>Implicação Cirúrgica:</w:t>
+      </w:r>
+      <w:r>
+        <w:rPr>
+          <w:rFonts w:ascii="Calibri" w:hAnsi="Calibri"/>
+          <w:b w:val="0"/>
+          <w:i w:val="0"/>
+          <w:color w:val="222222"/>
+          <w:sz w:val="22"/>
+        </w:rPr>
+        <w:t xml:space="preserve"> A interrupção absoluta do atrito ocular é o pré-requisito terapêutico primário. A inserção do ICRS é indicada para restaurar a integridade elástica linear, mas deve ser associada ao CXL para atuar sinergicamente na estabilização do comportamento não-linear de endurecimento.</w:t>
+      </w:r>
+    </w:p>
+    <w:p>
+      <w:pPr>
+        <w:pStyle w:val="Heading3"/>
+      </w:pPr>
+      <w:r/>
+      <w:r>
+        <w:rPr>
+          <w:rFonts w:ascii="Calibri" w:hAnsi="Calibri"/>
+          <w:b w:val="0"/>
+          <w:i w:val="0"/>
+          <w:color w:val="1B365D"/>
+          <w:sz w:val="24"/>
+        </w:rPr>
+        <w:t>9.5.5 Fenótipos Mistos e o Espectro Contínuo</w:t>
+      </w:r>
+    </w:p>
+    <w:p>
+      <w:r>
+        <w:rPr>
+          <w:rFonts w:ascii="Calibri" w:hAnsi="Calibri"/>
+          <w:b w:val="0"/>
+          <w:i w:val="0"/>
+          <w:color w:val="222222"/>
+          <w:sz w:val="22"/>
+        </w:rPr>
+        <w:t>Na prática clínica, os quatro fenótipos puros descritos acima representam os extremos de um espaço paramétrico quadridimensional contínuo. A fisiopatologia do ceratocone é um processo progressivo com ciclos acoplados de degradação enzimática (MMP-9, MMP-13), disrupção lamelar e remodelamento, onde múltiplos parâmetros constitutivos se deterioram simultaneamente. A degradação proteoglicânica ($c\downarrow$) enfraquece o acoplamento interlamelar; o deslizamento lamelar resultante aumenta a dispersão angular ($\kappa\uparrow$); a tensão crônica sobre as fibrilas remanescentes degrada a rigidez elástica ($k</w:t>
+      </w:r>
+      <w:r>
+        <w:rPr>
+          <w:rFonts w:ascii="Calibri" w:hAnsi="Calibri"/>
+          <w:b w:val="0"/>
+          <w:i/>
+          <w:color w:val="222222"/>
+          <w:sz w:val="22"/>
+        </w:rPr>
+        <w:t>1\downarrow$); e a perda de fibras maduras de colágeno tipo I reduz a capacidade de endurecimento exponencial ($k</w:t>
+      </w:r>
+      <w:r>
+        <w:rPr>
+          <w:rFonts w:ascii="Calibri" w:hAnsi="Calibri"/>
+          <w:b w:val="0"/>
+          <w:i w:val="0"/>
+          <w:color w:val="222222"/>
+          <w:sz w:val="22"/>
+        </w:rPr>
+        <w:t>2\downarrow$). Estes quatro processos são termodinamicamente acoplados.</w:t>
+      </w:r>
+    </w:p>
+    <w:p>
+      <w:r>
+        <w:rPr>
+          <w:rFonts w:ascii="Calibri" w:hAnsi="Calibri"/>
+          <w:b w:val="0"/>
+          <w:i w:val="0"/>
+          <w:color w:val="222222"/>
+          <w:sz w:val="22"/>
+        </w:rPr>
+        <w:t xml:space="preserve">A maioria dos pacientes com ceratocone moderado a avançado exibirá, portanto, </w:t>
+      </w:r>
+      <w:r>
+        <w:rPr>
+          <w:rFonts w:ascii="Calibri" w:hAnsi="Calibri"/>
+          <w:b/>
+          <w:i w:val="0"/>
+          <w:color w:val="222222"/>
+          <w:sz w:val="22"/>
+        </w:rPr>
+        <w:t>fenótipos mistos</w:t>
+      </w:r>
+      <w:r>
+        <w:rPr>
+          <w:rFonts w:ascii="Calibri" w:hAnsi="Calibri"/>
+          <w:b w:val="0"/>
+          <w:i w:val="0"/>
+          <w:color w:val="222222"/>
+          <w:sz w:val="22"/>
+        </w:rPr>
+        <w:t xml:space="preserve"> — combinações como $c$-$k</w:t>
+      </w:r>
+      <w:r>
+        <w:rPr>
+          <w:rFonts w:ascii="Calibri" w:hAnsi="Calibri"/>
+          <w:b w:val="0"/>
+          <w:i/>
+          <w:color w:val="222222"/>
+          <w:sz w:val="22"/>
+        </w:rPr>
+        <w:t>1$ (degradação progressiva da matriz com falha fibrilar concomitante) ou $\kappa$-$k</w:t>
+      </w:r>
+      <w:r>
+        <w:rPr>
+          <w:rFonts w:ascii="Calibri" w:hAnsi="Calibri"/>
+          <w:b w:val="0"/>
+          <w:i w:val="0"/>
+          <w:color w:val="222222"/>
+          <w:sz w:val="22"/>
+        </w:rPr>
+        <w:t xml:space="preserve">2$ (desorganização lamelar com perda de strain-hardening em pacientes atópicos). A classificação identifica o </w:t>
+      </w:r>
+      <w:r>
+        <w:rPr>
+          <w:rFonts w:ascii="Calibri" w:hAnsi="Calibri"/>
+          <w:b/>
+          <w:i w:val="0"/>
+          <w:color w:val="222222"/>
+          <w:sz w:val="22"/>
+        </w:rPr>
+        <w:t>mecanismo dominante</w:t>
+      </w:r>
+      <w:r>
+        <w:rPr>
+          <w:rFonts w:ascii="Calibri" w:hAnsi="Calibri"/>
+          <w:b w:val="0"/>
+          <w:i w:val="0"/>
+          <w:color w:val="222222"/>
+          <w:sz w:val="22"/>
+        </w:rPr>
+        <w:t xml:space="preserve"> — aquele que determina a estratégia terapêutica primária — sem negar a coexistência de degradação secundária nos demais parâmetros.</w:t>
+      </w:r>
+    </w:p>
+    <w:p>
+      <w:r>
+        <w:rPr>
+          <w:rFonts w:ascii="Calibri" w:hAnsi="Calibri"/>
+          <w:b w:val="0"/>
+          <w:i w:val="0"/>
+          <w:color w:val="222222"/>
+          <w:sz w:val="22"/>
+        </w:rPr>
+        <w:t xml:space="preserve">A analogia com a classificação hematológica das anemias é instrutiva: a anemia pode ser classificada como ferropriva, megaloblástica ou hemolítica, mas pacientes graves frequentemente apresentam múltiplos déficits simultâneos. A classificação mantém valor clínico preciso porque identifica o </w:t>
+      </w:r>
+      <w:r>
+        <w:rPr>
+          <w:rFonts w:ascii="Calibri" w:hAnsi="Calibri"/>
+          <w:b/>
+          <w:i w:val="0"/>
+          <w:color w:val="222222"/>
+          <w:sz w:val="22"/>
+        </w:rPr>
+        <w:t>driver terapêutico primário</w:t>
+      </w:r>
+      <w:r>
+        <w:rPr>
+          <w:rFonts w:ascii="Calibri" w:hAnsi="Calibri"/>
+          <w:b w:val="0"/>
+          <w:i w:val="0"/>
+          <w:color w:val="222222"/>
+          <w:sz w:val="22"/>
+        </w:rPr>
+        <w:t xml:space="preserve"> que governa a primeira linha de tratamento. De forma análoga, a classificação fenotípica HGO responde à pergunta cirurgicamente decisiva: </w:t>
+      </w:r>
+      <w:r>
+        <w:rPr>
+          <w:rFonts w:ascii="Calibri" w:hAnsi="Calibri"/>
+          <w:b w:val="0"/>
+          <w:i/>
+          <w:color w:val="222222"/>
+          <w:sz w:val="22"/>
+        </w:rPr>
+        <w:t>"Qual parâmetro biomecânico devo priorizar na minha estratégia terapêutica para este paciente específico?"</w:t>
+      </w:r>
+    </w:p>
+    <w:p>
+      <w:pPr>
+        <w:pStyle w:val="Heading3"/>
+      </w:pPr>
+      <w:r/>
+      <w:r>
+        <w:rPr>
+          <w:rFonts w:ascii="Calibri" w:hAnsi="Calibri"/>
+          <w:b w:val="0"/>
+          <w:i w:val="0"/>
+          <w:color w:val="1B365D"/>
+          <w:sz w:val="24"/>
+        </w:rPr>
+        <w:t>9.5.6 Critérios de Falsificação Fenotípica</w:t>
+      </w:r>
+    </w:p>
+    <w:p>
+      <w:r>
+        <w:rPr>
+          <w:rFonts w:ascii="Calibri" w:hAnsi="Calibri"/>
+          <w:b w:val="0"/>
+          <w:i w:val="0"/>
+          <w:color w:val="222222"/>
+          <w:sz w:val="22"/>
+        </w:rPr>
+        <w:t>Uma classificação científica que não pode ser falsificada não é ciência — é metafísica (Popper, 1959). A seguir, definimos predições testáveis e critérios de rejeição para cada fenótipo biomecânico:</w:t>
+      </w:r>
+    </w:p>
+    <w:tbl>
+      <w:tblPr>
+        <w:tblW w:type="auto" w:w="0"/>
+        <w:jc w:val="center"/>
+        <w:tblLayout w:type="autofit"/>
+        <w:tblLook w:firstColumn="1" w:firstRow="1" w:lastColumn="0" w:lastRow="0" w:noHBand="0" w:noVBand="1" w:val="04A0"/>
+        <w:tblBorders>
+          <w:top w:val="single" w:sz="4" w:space="0" w:color="CCCCCC"/>
+          <w:bottom w:val="single" w:sz="4" w:space="0" w:color="CCCCCC"/>
+          <w:left w:val="none"/>
+          <w:right w:val="none"/>
+          <w:insideH w:val="single" w:sz="4" w:space="0" w:color="E0E0E0"/>
+          <w:insideV w:val="none"/>
+        </w:tblBorders>
+      </w:tblPr>
+      <w:tblGrid>
+        <w:gridCol w:w="2880"/>
+        <w:gridCol w:w="2880"/>
+        <w:gridCol w:w="2880"/>
+      </w:tblGrid>
+      <w:tr>
+        <w:tc>
+          <w:tcPr>
+            <w:tcW w:type="dxa" w:w="2880"/>
+            <w:shd w:fill="1B365D"/>
+            <w:tcMar>
+              <w:top w:w="100" w:type="dxa"/>
+              <w:bottom w:w="100" w:type="dxa"/>
+              <w:left w:w="150" w:type="dxa"/>
+              <w:right w:w="150" w:type="dxa"/>
+            </w:tcMar>
+            <w:vAlign w:val="center"/>
+          </w:tcPr>
+          <w:p>
+            <w:pPr>
+              <w:spacing w:before="80" w:after="80"/>
+              <w:jc w:val="left"/>
+            </w:pPr>
+            <w:r>
+              <w:rPr>
+                <w:b/>
+                <w:color w:val="FFFFFF"/>
+              </w:rPr>
+            </w:r>
+            <w:r>
+              <w:rPr>
+                <w:rFonts w:ascii="Calibri" w:hAnsi="Calibri"/>
+                <w:b/>
+                <w:i w:val="0"/>
+                <w:color w:val="FFFFFF"/>
+                <w:sz w:val="21"/>
+              </w:rPr>
+              <w:t>Fenótipo</w:t>
+            </w:r>
+          </w:p>
+        </w:tc>
+        <w:tc>
+          <w:tcPr>
+            <w:tcW w:type="dxa" w:w="2880"/>
+            <w:shd w:fill="1B365D"/>
+            <w:tcMar>
+              <w:top w:w="100" w:type="dxa"/>
+              <w:bottom w:w="100" w:type="dxa"/>
+              <w:left w:w="150" w:type="dxa"/>
+              <w:right w:w="150" w:type="dxa"/>
+            </w:tcMar>
+            <w:vAlign w:val="center"/>
+          </w:tcPr>
+          <w:p>
+            <w:pPr>
+              <w:spacing w:before="80" w:after="80"/>
+              <w:jc w:val="left"/>
+            </w:pPr>
+            <w:r>
+              <w:rPr>
+                <w:b/>
+                <w:color w:val="FFFFFF"/>
+              </w:rPr>
+            </w:r>
+            <w:r>
+              <w:rPr>
+                <w:rFonts w:ascii="Calibri" w:hAnsi="Calibri"/>
+                <w:b/>
+                <w:i w:val="0"/>
+                <w:color w:val="FFFFFF"/>
+                <w:sz w:val="21"/>
+              </w:rPr>
+              <w:t>Predição Testável</w:t>
+            </w:r>
+          </w:p>
+        </w:tc>
+        <w:tc>
+          <w:tcPr>
+            <w:tcW w:type="dxa" w:w="2880"/>
+            <w:shd w:fill="1B365D"/>
+            <w:tcMar>
+              <w:top w:w="100" w:type="dxa"/>
+              <w:bottom w:w="100" w:type="dxa"/>
+              <w:left w:w="150" w:type="dxa"/>
+              <w:right w:w="150" w:type="dxa"/>
+            </w:tcMar>
+            <w:vAlign w:val="center"/>
+          </w:tcPr>
+          <w:p>
+            <w:pPr>
+              <w:spacing w:before="80" w:after="80"/>
+              <w:jc w:val="left"/>
+            </w:pPr>
+            <w:r>
+              <w:rPr>
+                <w:b/>
+                <w:color w:val="FFFFFF"/>
+              </w:rPr>
+            </w:r>
+            <w:r>
+              <w:rPr>
+                <w:rFonts w:ascii="Calibri" w:hAnsi="Calibri"/>
+                <w:b/>
+                <w:i w:val="0"/>
+                <w:color w:val="FFFFFF"/>
+                <w:sz w:val="21"/>
+              </w:rPr>
+              <w:t>Critério de Falsificação</w:t>
+            </w:r>
+          </w:p>
+        </w:tc>
+      </w:tr>
+      <w:tr>
+        <w:tc>
+          <w:tcPr>
+            <w:tcW w:type="dxa" w:w="2880"/>
+            <w:tcMar>
+              <w:top w:w="80" w:type="dxa"/>
+              <w:bottom w:w="80" w:type="dxa"/>
+              <w:left w:w="120" w:type="dxa"/>
+              <w:right w:w="120" w:type="dxa"/>
+            </w:tcMar>
+            <w:vAlign w:val="center"/>
+          </w:tcPr>
+          <w:p>
+            <w:pPr>
+              <w:spacing w:before="80" w:after="80"/>
+              <w:jc w:val="left"/>
+            </w:pPr>
+            <w:r/>
+            <w:r>
+              <w:rPr>
+                <w:rFonts w:ascii="Calibri" w:hAnsi="Calibri"/>
+                <w:b/>
+                <w:i w:val="0"/>
+                <w:color w:val="222222"/>
+                <w:sz w:val="19"/>
+              </w:rPr>
+              <w:t>$c$-dominante</w:t>
+            </w:r>
+          </w:p>
+        </w:tc>
+        <w:tc>
+          <w:tcPr>
+            <w:tcW w:type="dxa" w:w="2880"/>
+            <w:tcMar>
+              <w:top w:w="80" w:type="dxa"/>
+              <w:bottom w:w="80" w:type="dxa"/>
+              <w:left w:w="120" w:type="dxa"/>
+              <w:right w:w="120" w:type="dxa"/>
+            </w:tcMar>
+            <w:vAlign w:val="center"/>
+          </w:tcPr>
+          <w:p>
+            <w:pPr>
+              <w:spacing w:before="80" w:after="80"/>
+              <w:jc w:val="left"/>
+            </w:pPr>
+            <w:r/>
+            <w:r>
+              <w:rPr>
+                <w:rFonts w:ascii="Calibri" w:hAnsi="Calibri"/>
+                <w:b w:val="0"/>
+                <w:i w:val="0"/>
+                <w:color w:val="222222"/>
+                <w:sz w:val="19"/>
+              </w:rPr>
+              <w:t>TBI elevado + topografia anterior normal → resposta forte a CXL isolado com estabilização do TBI em 12 meses</w:t>
+            </w:r>
+          </w:p>
+        </w:tc>
+        <w:tc>
+          <w:tcPr>
+            <w:tcW w:type="dxa" w:w="2880"/>
+            <w:tcMar>
+              <w:top w:w="80" w:type="dxa"/>
+              <w:bottom w:w="80" w:type="dxa"/>
+              <w:left w:w="120" w:type="dxa"/>
+              <w:right w:w="120" w:type="dxa"/>
+            </w:tcMar>
+            <w:vAlign w:val="center"/>
+          </w:tcPr>
+          <w:p>
+            <w:pPr>
+              <w:spacing w:before="80" w:after="80"/>
+              <w:jc w:val="left"/>
+            </w:pPr>
+            <w:r/>
+            <w:r>
+              <w:rPr>
+                <w:rFonts w:ascii="Calibri" w:hAnsi="Calibri"/>
+                <w:b w:val="0"/>
+                <w:i w:val="0"/>
+                <w:color w:val="222222"/>
+                <w:sz w:val="19"/>
+              </w:rPr>
+              <w:t>Se CXL não estabiliza o TBI em &gt; 80% dos casos classificados como $c$-dominantes</w:t>
+            </w:r>
+          </w:p>
+        </w:tc>
+      </w:tr>
+      <w:tr>
+        <w:tc>
+          <w:tcPr>
+            <w:tcW w:type="dxa" w:w="2880"/>
+            <w:shd w:fill="F2F4F7"/>
+            <w:tcMar>
+              <w:top w:w="80" w:type="dxa"/>
+              <w:bottom w:w="80" w:type="dxa"/>
+              <w:left w:w="120" w:type="dxa"/>
+              <w:right w:w="120" w:type="dxa"/>
+            </w:tcMar>
+            <w:vAlign w:val="center"/>
+          </w:tcPr>
+          <w:p>
+            <w:pPr>
+              <w:spacing w:before="80" w:after="80"/>
+              <w:jc w:val="left"/>
+            </w:pPr>
+            <w:r/>
+            <w:r>
+              <w:rPr>
+                <w:rFonts w:ascii="Calibri" w:hAnsi="Calibri"/>
+                <w:b/>
+                <w:i w:val="0"/>
+                <w:color w:val="222222"/>
+                <w:sz w:val="19"/>
+              </w:rPr>
+              <w:t>$k_1$-dominante</w:t>
+            </w:r>
+          </w:p>
+        </w:tc>
+        <w:tc>
+          <w:tcPr>
+            <w:tcW w:type="dxa" w:w="2880"/>
+            <w:shd w:fill="F2F4F7"/>
+            <w:tcMar>
+              <w:top w:w="80" w:type="dxa"/>
+              <w:bottom w:w="80" w:type="dxa"/>
+              <w:left w:w="120" w:type="dxa"/>
+              <w:right w:w="120" w:type="dxa"/>
+            </w:tcMar>
+            <w:vAlign w:val="center"/>
+          </w:tcPr>
+          <w:p>
+            <w:pPr>
+              <w:spacing w:before="80" w:after="80"/>
+              <w:jc w:val="left"/>
+            </w:pPr>
+            <w:r/>
+            <w:r>
+              <w:rPr>
+                <w:rFonts w:ascii="Calibri" w:hAnsi="Calibri"/>
+                <w:b w:val="0"/>
+                <w:i w:val="0"/>
+                <w:color w:val="222222"/>
+                <w:sz w:val="19"/>
+              </w:rPr>
+              <w:t>Coma elevado + ectasia estabelecida → forte efeito de aplanamento com ICRS espesso ($V_R$ dominante)</w:t>
+            </w:r>
+          </w:p>
+        </w:tc>
+        <w:tc>
+          <w:tcPr>
+            <w:tcW w:type="dxa" w:w="2880"/>
+            <w:shd w:fill="F2F4F7"/>
+            <w:tcMar>
+              <w:top w:w="80" w:type="dxa"/>
+              <w:bottom w:w="80" w:type="dxa"/>
+              <w:left w:w="120" w:type="dxa"/>
+              <w:right w:w="120" w:type="dxa"/>
+            </w:tcMar>
+            <w:vAlign w:val="center"/>
+          </w:tcPr>
+          <w:p>
+            <w:pPr>
+              <w:spacing w:before="80" w:after="80"/>
+              <w:jc w:val="left"/>
+            </w:pPr>
+            <w:r/>
+            <w:r>
+              <w:rPr>
+                <w:rFonts w:ascii="Calibri" w:hAnsi="Calibri"/>
+                <w:b w:val="0"/>
+                <w:i w:val="0"/>
+                <w:color w:val="222222"/>
+                <w:sz w:val="19"/>
+              </w:rPr>
+              <w:t>Se $CI</w:t>
+            </w:r>
+            <w:r>
+              <w:rPr>
+                <w:rFonts w:ascii="Calibri" w:hAnsi="Calibri"/>
+                <w:b w:val="0"/>
+                <w:i/>
+                <w:color w:val="222222"/>
+                <w:sz w:val="19"/>
+              </w:rPr>
+              <w:t>R &lt; 0,70$ sistematicamente em pacientes classificados como $k</w:t>
+            </w:r>
+            <w:r>
+              <w:rPr>
+                <w:rFonts w:ascii="Calibri" w:hAnsi="Calibri"/>
+                <w:b w:val="0"/>
+                <w:i w:val="0"/>
+                <w:color w:val="222222"/>
+                <w:sz w:val="19"/>
+              </w:rPr>
+              <w:t>1$-dominantes</w:t>
+            </w:r>
+          </w:p>
+        </w:tc>
+      </w:tr>
+      <w:tr>
+        <w:tc>
+          <w:tcPr>
+            <w:tcW w:type="dxa" w:w="2880"/>
+            <w:tcMar>
+              <w:top w:w="80" w:type="dxa"/>
+              <w:bottom w:w="80" w:type="dxa"/>
+              <w:left w:w="120" w:type="dxa"/>
+              <w:right w:w="120" w:type="dxa"/>
+            </w:tcMar>
+            <w:vAlign w:val="center"/>
+          </w:tcPr>
+          <w:p>
+            <w:pPr>
+              <w:spacing w:before="80" w:after="80"/>
+              <w:jc w:val="left"/>
+            </w:pPr>
+            <w:r/>
+            <w:r>
+              <w:rPr>
+                <w:rFonts w:ascii="Calibri" w:hAnsi="Calibri"/>
+                <w:b/>
+                <w:i w:val="0"/>
+                <w:color w:val="222222"/>
+                <w:sz w:val="19"/>
+              </w:rPr>
+              <w:t>$\kappa$-dominante</w:t>
+            </w:r>
+          </w:p>
+        </w:tc>
+        <w:tc>
+          <w:tcPr>
+            <w:tcW w:type="dxa" w:w="2880"/>
+            <w:tcMar>
+              <w:top w:w="80" w:type="dxa"/>
+              <w:bottom w:w="80" w:type="dxa"/>
+              <w:left w:w="120" w:type="dxa"/>
+              <w:right w:w="120" w:type="dxa"/>
+            </w:tcMar>
+            <w:vAlign w:val="center"/>
+          </w:tcPr>
+          <w:p>
+            <w:pPr>
+              <w:spacing w:before="80" w:after="80"/>
+              <w:jc w:val="left"/>
+            </w:pPr>
+            <w:r/>
+            <w:r>
+              <w:rPr>
+                <w:rFonts w:ascii="Calibri" w:hAnsi="Calibri"/>
+                <w:b w:val="0"/>
+                <w:i w:val="0"/>
+                <w:color w:val="222222"/>
+                <w:sz w:val="19"/>
+              </w:rPr>
+              <w:t>ENM–K-steep &gt; 30° → melhora superior com posicionamento pelo ENM vs. K-steep</w:t>
+            </w:r>
+          </w:p>
+        </w:tc>
+        <w:tc>
+          <w:tcPr>
+            <w:tcW w:type="dxa" w:w="2880"/>
+            <w:tcMar>
+              <w:top w:w="80" w:type="dxa"/>
+              <w:bottom w:w="80" w:type="dxa"/>
+              <w:left w:w="120" w:type="dxa"/>
+              <w:right w:w="120" w:type="dxa"/>
+            </w:tcMar>
+            <w:vAlign w:val="center"/>
+          </w:tcPr>
+          <w:p>
+            <w:pPr>
+              <w:spacing w:before="80" w:after="80"/>
+              <w:jc w:val="left"/>
+            </w:pPr>
+            <w:r/>
+            <w:r>
+              <w:rPr>
+                <w:rFonts w:ascii="Calibri" w:hAnsi="Calibri"/>
+                <w:b w:val="0"/>
+                <w:i w:val="0"/>
+                <w:color w:val="222222"/>
+                <w:sz w:val="19"/>
+              </w:rPr>
+              <w:t>Se posicionamento pelo ENM não produz $VT\text{-ratio} &gt; 0,85$ em &gt; 75% dos casos</w:t>
+            </w:r>
+          </w:p>
+        </w:tc>
+      </w:tr>
+      <w:tr>
+        <w:tc>
+          <w:tcPr>
+            <w:tcW w:type="dxa" w:w="2880"/>
+            <w:shd w:fill="F2F4F7"/>
+            <w:tcMar>
+              <w:top w:w="80" w:type="dxa"/>
+              <w:bottom w:w="80" w:type="dxa"/>
+              <w:left w:w="120" w:type="dxa"/>
+              <w:right w:w="120" w:type="dxa"/>
+            </w:tcMar>
+            <w:vAlign w:val="center"/>
+          </w:tcPr>
+          <w:p>
+            <w:pPr>
+              <w:spacing w:before="80" w:after="80"/>
+              <w:jc w:val="left"/>
+            </w:pPr>
+            <w:r/>
+            <w:r>
+              <w:rPr>
+                <w:rFonts w:ascii="Calibri" w:hAnsi="Calibri"/>
+                <w:b/>
+                <w:i w:val="0"/>
+                <w:color w:val="222222"/>
+                <w:sz w:val="19"/>
+              </w:rPr>
+              <w:t>$k_2$-dominante</w:t>
+            </w:r>
+          </w:p>
+        </w:tc>
+        <w:tc>
+          <w:tcPr>
+            <w:tcW w:type="dxa" w:w="2880"/>
+            <w:shd w:fill="F2F4F7"/>
+            <w:tcMar>
+              <w:top w:w="80" w:type="dxa"/>
+              <w:bottom w:w="80" w:type="dxa"/>
+              <w:left w:w="120" w:type="dxa"/>
+              <w:right w:w="120" w:type="dxa"/>
+            </w:tcMar>
+            <w:vAlign w:val="center"/>
+          </w:tcPr>
+          <w:p>
+            <w:pPr>
+              <w:spacing w:before="80" w:after="80"/>
+              <w:jc w:val="left"/>
+            </w:pPr>
+            <w:r/>
+            <w:r>
+              <w:rPr>
+                <w:rFonts w:ascii="Calibri" w:hAnsi="Calibri"/>
+                <w:b w:val="0"/>
+                <w:i w:val="0"/>
+                <w:color w:val="222222"/>
+                <w:sz w:val="19"/>
+              </w:rPr>
+              <w:t>Eye rubbing crônico + flutuação refrativa → estabilização com CXL + cessação do atrito</w:t>
+            </w:r>
+          </w:p>
+        </w:tc>
+        <w:tc>
+          <w:tcPr>
+            <w:tcW w:type="dxa" w:w="2880"/>
+            <w:shd w:fill="F2F4F7"/>
+            <w:tcMar>
+              <w:top w:w="80" w:type="dxa"/>
+              <w:bottom w:w="80" w:type="dxa"/>
+              <w:left w:w="120" w:type="dxa"/>
+              <w:right w:w="120" w:type="dxa"/>
+            </w:tcMar>
+            <w:vAlign w:val="center"/>
+          </w:tcPr>
+          <w:p>
+            <w:pPr>
+              <w:spacing w:before="80" w:after="80"/>
+              <w:jc w:val="left"/>
+            </w:pPr>
+            <w:r/>
+            <w:r>
+              <w:rPr>
+                <w:rFonts w:ascii="Calibri" w:hAnsi="Calibri"/>
+                <w:b w:val="0"/>
+                <w:i w:val="0"/>
+                <w:color w:val="222222"/>
+                <w:sz w:val="19"/>
+              </w:rPr>
+              <w:t>Se progressão documentada continua após CXL + cessação em &gt; 50% dos casos</w:t>
+            </w:r>
+          </w:p>
+        </w:tc>
+      </w:tr>
+    </w:tbl>
+    <w:p>
+      <w:pPr>
+        <w:spacing w:before="120" w:after="120"/>
+      </w:pPr>
+    </w:p>
+    <w:p>
+      <w:r>
+        <w:rPr>
+          <w:rFonts w:ascii="Calibri" w:hAnsi="Calibri"/>
+          <w:b w:val="0"/>
+          <w:i w:val="0"/>
+          <w:color w:val="222222"/>
+          <w:sz w:val="22"/>
+        </w:rPr>
+        <w:t xml:space="preserve">Estes critérios de falsificação serão formalmente testados no estudo prospectivo descrito no Capítulo 13. A definição </w:t>
+      </w:r>
+      <w:r>
+        <w:rPr>
+          <w:rFonts w:ascii="Calibri" w:hAnsi="Calibri"/>
+          <w:b w:val="0"/>
+          <w:i/>
+          <w:color w:val="222222"/>
+          <w:sz w:val="22"/>
+        </w:rPr>
+        <w:t>a priori</w:t>
+      </w:r>
+      <w:r>
+        <w:rPr>
+          <w:rFonts w:ascii="Calibri" w:hAnsi="Calibri"/>
+          <w:b w:val="0"/>
+          <w:i w:val="0"/>
+          <w:color w:val="222222"/>
+          <w:sz w:val="22"/>
+        </w:rPr>
+        <w:t xml:space="preserve"> dos limiares de rejeição é um compromisso ético e metodológico que garante a integridade científica da classificação proposta.</w:t>
       </w:r>
     </w:p>
     <w:p>
@@ -4030,7 +5751,7 @@
           <w:color w:val="1B365D"/>
           <w:sz w:val="28"/>
         </w:rPr>
-        <w:t>9.5 A Matriz de Decisão Biomecânica</w:t>
+        <w:t>9.6 A Matriz de Decisão Biomecânica</w:t>
       </w:r>
     </w:p>
     <w:p>
@@ -4059,6 +5780,42 @@
           <w:sz w:val="22"/>
         </w:rPr>
         <w:t>O poder da classificação AVBC reside na interseção de todos os três módulos. A matriz de decisão a seguir apresenta o conjunto completo de combinações O × T × B clinicamente relevantes:</w:t>
+      </w:r>
+    </w:p>
+    <w:p>
+      <w:pPr>
+        <w:spacing w:before="80" w:after="120" w:line="276" w:lineRule="auto"/>
+        <w:ind w:left="720" w:right="720"/>
+      </w:pPr>
+      <w:r>
+        <w:rPr>
+          <w:rFonts w:ascii="Calibri" w:hAnsi="Calibri"/>
+          <w:b w:val="0"/>
+          <w:i w:val="0"/>
+          <w:color w:val="334E68"/>
+          <w:sz w:val="21"/>
+        </w:rPr>
+        <w:t xml:space="preserve">[!NOTE] </w:t>
+      </w:r>
+      <w:r>
+        <w:rPr>
+          <w:rFonts w:ascii="Calibri" w:hAnsi="Calibri"/>
+          <w:b/>
+          <w:i w:val="0"/>
+          <w:color w:val="334E68"/>
+          <w:sz w:val="21"/>
+        </w:rPr>
+        <w:t>Para o Clínico: Como Usar a Matriz</w:t>
+      </w:r>
+      <w:r>
+        <w:rPr>
+          <w:rFonts w:ascii="Calibri" w:hAnsi="Calibri"/>
+          <w:b w:val="0"/>
+          <w:i w:val="0"/>
+          <w:color w:val="334E68"/>
+          <w:sz w:val="21"/>
+        </w:rPr>
+        <w:t xml:space="preserve"> Leia a tabela da esquerda para a direita: primeiro classifique ótica (O+, O~, O-), depois identifique o arquétipo topográfico (Módulo T), e a última coluna dir-lhe-á qual vetor biomecânico priorizar e a configuração sugerida. Pode usar isto como checklist no bloco operatório.</w:t>
       </w:r>
     </w:p>
     <w:tbl>
@@ -6012,7 +7769,7 @@
           <w:color w:val="1B365D"/>
           <w:sz w:val="28"/>
         </w:rPr>
-        <w:t>9.6 O Índice de Correção AVBC: Fechando o Ciclo de Feedback</w:t>
+        <w:t>9.7 O Índice de Correção AVBC: Fechando o Ciclo de Feedback</w:t>
       </w:r>
     </w:p>
     <w:p>
@@ -6296,7 +8053,63 @@
           <w:color w:val="222222"/>
           <w:sz w:val="22"/>
         </w:rPr>
-        <w:t>R médio for 0,85 em 30 casos, o cirurgião está subestimando consistentemente o efeito do anel e deve multiplicar as previsões futuras por 1/0,85 = 1,18. Este processo de calibração iterativo é o análogo biomecânico do ajuste da constante A de LIO e representa o mecanismo pelo qual o arcabouço AVBC melhora a precisão preditiva ao longo do tempo sem exigir alterações no modelo físico subjacente.</w:t>
+        <w:t>R médio for 0,85 em 30 casos, o cirurgião está subestimando consistentemente o efeito do anel e deve multiplicar as previsões futures por 1/0,85 = 1,18. Este processo de calibração iterativo é o análogo biomecânico do ajuste da constante A de LIO e representa o mecanismo pelo qual o arcabouço AVBC melhora a precisão preditiva ao longo do tempo sem exigir alterações no modelo físico subjacente.</w:t>
+      </w:r>
+    </w:p>
+    <w:p>
+      <w:pPr>
+        <w:spacing w:before="80" w:after="120" w:line="276" w:lineRule="auto"/>
+        <w:ind w:left="720" w:right="720"/>
+      </w:pPr>
+      <w:r>
+        <w:rPr>
+          <w:rFonts w:ascii="Calibri" w:hAnsi="Calibri"/>
+          <w:b w:val="0"/>
+          <w:i w:val="0"/>
+          <w:color w:val="334E68"/>
+          <w:sz w:val="21"/>
+        </w:rPr>
+        <w:t xml:space="preserve">[!TIP] </w:t>
+      </w:r>
+      <w:r>
+        <w:rPr>
+          <w:rFonts w:ascii="Calibri" w:hAnsi="Calibri"/>
+          <w:b/>
+          <w:i w:val="0"/>
+          <w:color w:val="334E68"/>
+          <w:sz w:val="21"/>
+        </w:rPr>
+        <w:t>Para o Clínico: O Seu "Fator Pessoal"</w:t>
+      </w:r>
+      <w:r>
+        <w:rPr>
+          <w:rFonts w:ascii="Calibri" w:hAnsi="Calibri"/>
+          <w:b w:val="0"/>
+          <w:i w:val="0"/>
+          <w:color w:val="334E68"/>
+          <w:sz w:val="21"/>
+        </w:rPr>
+        <w:t xml:space="preserve"> Tal como na fórmula de LIO existe a "constante A" de cada cirurgião, na AVBC existe o seu $CI</w:t>
+      </w:r>
+      <w:r>
+        <w:rPr>
+          <w:rFonts w:ascii="Calibri" w:hAnsi="Calibri"/>
+          <w:b w:val="0"/>
+          <w:i/>
+          <w:color w:val="334E68"/>
+          <w:sz w:val="21"/>
+        </w:rPr>
+        <w:t>R$ médio. Se ao fim de 20 casos o seu $CI</w:t>
+      </w:r>
+      <w:r>
+        <w:rPr>
+          <w:rFonts w:ascii="Calibri" w:hAnsi="Calibri"/>
+          <w:b w:val="0"/>
+          <w:i w:val="0"/>
+          <w:color w:val="334E68"/>
+          <w:sz w:val="21"/>
+        </w:rPr>
+        <w:t>R$ médio é 0.80, isso significa que, de forma sistemática, aplana 20% menos do que o FEM prevê. Corrija multiplicando a espessura planeada por $1/0.80 = 1.25$. É exatamente isto que a Escola de Alpins nos ensinou — e a AVBC aplica ao anel.</w:t>
       </w:r>
     </w:p>
     <w:p>
@@ -6326,7 +8139,7 @@
           <w:color w:val="1B365D"/>
           <w:sz w:val="28"/>
         </w:rPr>
-        <w:t>9.7 AVBC Versus Nomogramas Existentes</w:t>
+        <w:t>9.8 AVBC Versus Nomogramas Existentes</w:t>
       </w:r>
     </w:p>
     <w:p>
@@ -7509,7 +9322,7 @@
           <w:color w:val="1B365D"/>
           <w:sz w:val="28"/>
         </w:rPr>
-        <w:t>9.8 Limitações e Escopo</w:t>
+        <w:t>9.9 Limitações e Escopo</w:t>
       </w:r>
     </w:p>
     <w:p>
@@ -7599,7 +9412,7 @@
           <w:color w:val="222222"/>
           <w:sz w:val="22"/>
         </w:rPr>
-        <w:t xml:space="preserve"> Os valores de torque ativo gerados por designs de espessura progressiva foram validados usando simulações assimétricas do FEBio (Capítulo 10) e variam de 9,31 a 18,34 μN·m, quebrando a condição de torque zero ($V\tau = 0$) característica das configurações simétricas.</w:t>
+        <w:t xml:space="preserve"> Os valores de torque ativo gerados por designs de espessura progressiva foram validados usando simulações assimétricas do FEBio (Capítulo 12) e variam de 9,31 a 18,34 μN·m, quebrando a condição de torque zero ($V\tau = 0$) característica das configurações simétricas.</w:t>
       </w:r>
     </w:p>
     <w:p>
@@ -7725,7 +9538,7 @@
           <w:color w:val="1B365D"/>
           <w:sz w:val="28"/>
         </w:rPr>
-        <w:t>9.9 Resumo</w:t>
+        <w:t>9.10 Resumo</w:t>
       </w:r>
     </w:p>
     <w:p>
@@ -7951,7 +9764,7 @@
           <w:color w:val="222222"/>
           <w:sz w:val="22"/>
         </w:rPr>
-        <w:t xml:space="preserve">García de Oteyza G, et al. Finite element analysis of the biomechanical effects of progressive thickness ICRS. </w:t>
+        <w:t xml:space="preserve">García de Oteyza G, Kling S, Álvarez de Toledo J, Barraquer RI. Refractive changes of a new asymmetric intracorneal ring segment with variable thickness and base width: A 2D finite-element model. </w:t>
       </w:r>
       <w:r>
         <w:rPr>
@@ -7961,7 +9774,7 @@
           <w:color w:val="222222"/>
           <w:sz w:val="22"/>
         </w:rPr>
-        <w:t>J Cataract Refract Surg</w:t>
+        <w:t>PLoS One</w:t>
       </w:r>
       <w:r>
         <w:rPr>
@@ -7971,7 +9784,7 @@
           <w:color w:val="222222"/>
           <w:sz w:val="22"/>
         </w:rPr>
-        <w:t>. 2021;47(2):258–265.</w:t>
+        <w:t>. 2021;16(1):e0245063.</w:t>
       </w:r>
     </w:p>
     <w:p>
